--- a/Knowledge/3-Work knowledge/1-Software Engineering/3-Testing/4-Multi Sources/3-Nezam - Test Case & Bug Report Writing/Source - Nezam - Test Case & Bug Report Writing - Multi Sources.docx
+++ b/Knowledge/3-Work knowledge/1-Software Engineering/3-Testing/4-Multi Sources/3-Nezam - Test Case & Bug Report Writing/Source - Nezam - Test Case & Bug Report Writing - Multi Sources.docx
@@ -655,23 +655,7 @@
           <w:sz w:val="18"/>
           <w:szCs w:val="18"/>
         </w:rPr>
-        <w:t>Resolution: 720p</w:t>
-      </w:r>
-      <w:r>
-        <w:rPr>
-          <w:bCs/>
-          <w:sz w:val="18"/>
-          <w:szCs w:val="18"/>
-        </w:rPr>
-        <w:t xml:space="preserve"> </w:t>
-      </w:r>
-      <w:r>
-        <w:rPr>
-          <w:bCs/>
-          <w:sz w:val="18"/>
-          <w:szCs w:val="18"/>
-        </w:rPr>
-        <w:t>(1280×720), Quality: Medium (HD Ready), Duration: 00:0</w:t>
+        <w:t>Resolution: 720p (1280×720), Quality: Medium (HD Ready), Duration: 00:0</w:t>
       </w:r>
       <w:r>
         <w:rPr>
@@ -735,7 +719,43 @@
           <w:sz w:val="18"/>
           <w:szCs w:val="18"/>
         </w:rPr>
-        <w:t>StorageType: Cloud -&gt; Platform: GitHub -&gt; Account: topicsscience -&gt; Repository: kingdomheartsknowledge -&gt; Path: Knowledge/3-Work knowledge/1-Software Engineering/1-Testing/..</w:t>
+        <w:t xml:space="preserve">Data Path: Content Storage Folder -&gt; </w:t>
+      </w:r>
+      <w:proofErr w:type="spellStart"/>
+      <w:r>
+        <w:rPr>
+          <w:bCs/>
+          <w:sz w:val="18"/>
+          <w:szCs w:val="18"/>
+        </w:rPr>
+        <w:t>ContentStorage</w:t>
+      </w:r>
+      <w:proofErr w:type="spellEnd"/>
+      <w:r>
+        <w:rPr>
+          <w:bCs/>
+          <w:sz w:val="18"/>
+          <w:szCs w:val="18"/>
+        </w:rPr>
+        <w:t xml:space="preserve"> Database -&gt; Folders Table -&gt; ID Column: 9, </w:t>
+      </w:r>
+      <w:proofErr w:type="spellStart"/>
+      <w:r>
+        <w:rPr>
+          <w:bCs/>
+          <w:sz w:val="18"/>
+          <w:szCs w:val="18"/>
+        </w:rPr>
+        <w:t>FolderOrFileName</w:t>
+      </w:r>
+      <w:proofErr w:type="spellEnd"/>
+      <w:r>
+        <w:rPr>
+          <w:bCs/>
+          <w:sz w:val="18"/>
+          <w:szCs w:val="18"/>
+        </w:rPr>
+        <w:t xml:space="preserve"> Column: Testing</w:t>
       </w:r>
     </w:p>
     <w:p>
@@ -1472,7 +1492,43 @@
           <w:sz w:val="18"/>
           <w:szCs w:val="18"/>
         </w:rPr>
-        <w:t>StorageType: Cloud -&gt; Platform: GitHub -&gt; Account: topicsscience -&gt; Repository: kingdomheartsknowledge -&gt; Path: Knowledge/3-Work knowledge/1-Software Engineering/1-Testing/..</w:t>
+        <w:t xml:space="preserve">Data Path: Content Storage Folder -&gt; </w:t>
+      </w:r>
+      <w:proofErr w:type="spellStart"/>
+      <w:r>
+        <w:rPr>
+          <w:bCs/>
+          <w:sz w:val="18"/>
+          <w:szCs w:val="18"/>
+        </w:rPr>
+        <w:t>ContentStorage</w:t>
+      </w:r>
+      <w:proofErr w:type="spellEnd"/>
+      <w:r>
+        <w:rPr>
+          <w:bCs/>
+          <w:sz w:val="18"/>
+          <w:szCs w:val="18"/>
+        </w:rPr>
+        <w:t xml:space="preserve"> Database -&gt; Folders Table -&gt; ID Column: 9, </w:t>
+      </w:r>
+      <w:proofErr w:type="spellStart"/>
+      <w:r>
+        <w:rPr>
+          <w:bCs/>
+          <w:sz w:val="18"/>
+          <w:szCs w:val="18"/>
+        </w:rPr>
+        <w:t>FolderOrFileName</w:t>
+      </w:r>
+      <w:proofErr w:type="spellEnd"/>
+      <w:r>
+        <w:rPr>
+          <w:bCs/>
+          <w:sz w:val="18"/>
+          <w:szCs w:val="18"/>
+        </w:rPr>
+        <w:t xml:space="preserve"> Column: Testing</w:t>
       </w:r>
     </w:p>
     <w:p>
@@ -2218,7 +2274,43 @@
           <w:sz w:val="18"/>
           <w:szCs w:val="18"/>
         </w:rPr>
-        <w:t>StorageType: Cloud -&gt; Platform: GitHub -&gt; Account: topicsscience -&gt; Repository: kingdomheartsknowledge -&gt; Path: Knowledge/3-Work knowledge/1-Software Engineering/1-Testing/..</w:t>
+        <w:t xml:space="preserve">Data Path: Content Storage Folder -&gt; </w:t>
+      </w:r>
+      <w:proofErr w:type="spellStart"/>
+      <w:r>
+        <w:rPr>
+          <w:bCs/>
+          <w:sz w:val="18"/>
+          <w:szCs w:val="18"/>
+        </w:rPr>
+        <w:t>ContentStorage</w:t>
+      </w:r>
+      <w:proofErr w:type="spellEnd"/>
+      <w:r>
+        <w:rPr>
+          <w:bCs/>
+          <w:sz w:val="18"/>
+          <w:szCs w:val="18"/>
+        </w:rPr>
+        <w:t xml:space="preserve"> Database -&gt; Folders Table -&gt; ID Column: 9, </w:t>
+      </w:r>
+      <w:proofErr w:type="spellStart"/>
+      <w:r>
+        <w:rPr>
+          <w:bCs/>
+          <w:sz w:val="18"/>
+          <w:szCs w:val="18"/>
+        </w:rPr>
+        <w:t>FolderOrFileName</w:t>
+      </w:r>
+      <w:proofErr w:type="spellEnd"/>
+      <w:r>
+        <w:rPr>
+          <w:bCs/>
+          <w:sz w:val="18"/>
+          <w:szCs w:val="18"/>
+        </w:rPr>
+        <w:t xml:space="preserve"> Column: Testing</w:t>
       </w:r>
     </w:p>
     <w:p>
